--- a/ky/discovery-articles/1.2 Дыйканчылык жана колго үйрөтүү.docx
+++ b/ky/discovery-articles/1.2 Дыйканчылык жана колго үйрөтүү.docx
@@ -4,542 +4,361 @@
   <w:body>
     <w:p>
       <w:pPr>
-        <w:keepNext/>
-        <w:spacing w:before="280" w:after="120"/>
+        <w:pStyle w:val="Title"/>
+        <w:widowControl/>
       </w:pPr>
       <w:r>
-        <w:rPr>
-          <w:rFonts w:ascii="Calibri" w:hAnsi="Calibri" w:eastAsia="Calibri"/>
-          <w:b/>
-          <w:i w:val="0"/>
-          <w:color w:val="004E8C"/>
-          <w:sz w:val="44"/>
-        </w:rPr>
         <w:t>1.2 Дыйканчылык жана колго үйрөтүү</w:t>
       </w:r>
     </w:p>
     <w:p>
       <w:pPr>
-        <w:spacing w:after="80"/>
+        <w:keepNext/>
+        <w:widowControl/>
       </w:pPr>
       <w:r>
         <w:rPr>
-          <w:rFonts w:ascii="Calibri" w:hAnsi="Calibri" w:eastAsia="Calibri"/>
-          <w:b w:val="0"/>
-          <w:i/>
-          <w:color w:val="505050"/>
-          <w:sz w:val="22"/>
+          <w:sz w:val="20"/>
         </w:rPr>
-        <w:t>1. Цивилизациянын пайдубалы</w:t>
-      </w:r>
-    </w:p>
-    <w:p>
-      <w:pPr>
-        <w:spacing w:after="200"/>
-      </w:pPr>
-      <w:r>
-        <w:rPr>
-          <w:rFonts w:ascii="Calibri" w:hAnsi="Calibri" w:eastAsia="Calibri"/>
-          <w:b w:val="0"/>
-          <w:i/>
-          <w:sz w:val="22"/>
-        </w:rPr>
-        <w:t>Мезгил: болжол менен б.з.ч. 10 000–8 000-жылдар | Негизги аймактар: бири-биринен көз карандысыз бир нече борбор — Түшүмдүү Жарым Ай, Кытай, Мезоамерика жана Африка</w:t>
-      </w:r>
-    </w:p>
-    <w:p>
-      <w:pPr>
-        <w:spacing w:after="160" w:line="276" w:lineRule="auto"/>
-      </w:pPr>
-      <w:r>
-        <w:rPr>
-          <w:rFonts w:ascii="Calibri" w:hAnsi="Calibri" w:eastAsia="Calibri"/>
-          <w:b w:val="0"/>
-          <w:i w:val="0"/>
-          <w:sz w:val="22"/>
-        </w:rPr>
-        <w:t>Акыркы муз доорунан кийин дыйканчылык менен жаныбарларды колго үйрөтүү бир нече аймакта өз алдынча башталган. Адамдар өстүрүп, сактай алган азык айылдардын, шаарлардын жана кесиптик адистешүүнүн пайда болушуна жол ачкан. Бирок бул өзгөрүү жаңы оорулардын таралышына жана кыйла оор эмгекке да алып келген.</w:t>
+        <w:t>1. Цивилизациянын негиздери</w:t>
       </w:r>
     </w:p>
     <w:p>
       <w:pPr>
         <w:keepNext/>
-        <w:spacing w:before="240" w:after="120"/>
+        <w:widowControl/>
       </w:pPr>
       <w:r>
         <w:rPr>
-          <w:rFonts w:ascii="Calibri" w:hAnsi="Calibri" w:eastAsia="Calibri"/>
-          <w:b/>
-          <w:i w:val="0"/>
-          <w:color w:val="004E8C"/>
-          <w:sz w:val="28"/>
+          <w:sz w:val="20"/>
         </w:rPr>
-        <w:t>Негизги фактылар</w:t>
+        <w:t>Мезгил: болжол менен б. з. ч. 10 000–8 000-жылдар | Негизги борборлор: Түшүмдүү жарым ай, Кытай, Мезоамерика жана Африкадагы бири-биринен көз карандысыз очоктор</w:t>
+      </w:r>
+    </w:p>
+    <w:p>
+      <w:pPr>
+        <w:widowControl/>
+      </w:pPr>
+      <w:r>
+        <w:t>Акыркы муз доорунан кийин бир нече аймакта адамдар өз алдынча эгин өстүрүүгө жана жаныбарларды колго үйрөтүүгө өтүшкөн. Азык өндүрүп, сактоо айылдардын, шаарлардын жана адистешкен эмгектин пайда болушуна шарт түзгөн. Бирок жаңы ооруларды жана оор жумушту да алып келген.</w:t>
+      </w:r>
+    </w:p>
+    <w:p>
+      <w:pPr>
+        <w:pStyle w:val="Heading1"/>
+        <w:widowControl/>
+      </w:pPr>
+      <w:r>
+        <w:t>Негизги маалыматтар</w:t>
       </w:r>
     </w:p>
     <w:p>
       <w:pPr>
         <w:pStyle w:val="ListBullet"/>
+        <w:widowControl/>
       </w:pPr>
       <w:r>
-        <w:rPr>
-          <w:rFonts w:ascii="Calibri" w:hAnsi="Calibri" w:eastAsia="Calibri"/>
-          <w:b w:val="0"/>
-          <w:i w:val="0"/>
-          <w:sz w:val="22"/>
-        </w:rPr>
-        <w:t>Дыйканчылык б.з.ч. 10 000-жылдардан кийин кеминде жети аймакта бири-биринен көз карандысыз пайда болгон</w:t>
+        <w:t>Бул өзгөрүү болжол менен б. з. ч. 10 000-жылдан кийин кеминде жети аймакта өз алдынча башталган.</w:t>
       </w:r>
     </w:p>
     <w:p>
       <w:pPr>
         <w:pStyle w:val="ListBullet"/>
+        <w:widowControl/>
       </w:pPr>
       <w:r>
-        <w:rPr>
-          <w:rFonts w:ascii="Calibri" w:hAnsi="Calibri" w:eastAsia="Calibri"/>
-          <w:b w:val="0"/>
-          <w:i w:val="0"/>
-          <w:sz w:val="22"/>
-        </w:rPr>
-        <w:t>Алгачкы өсүмдүктөрдүн арасында буудай, арпа, таруу, күрүч, жүгөрү жана сорго болгон</w:t>
+        <w:t>Алгачкы өсүмдүктөрдүн арасында буудай, арпа, таруу, күрүч, жүгөрү жана сорго болгон.</w:t>
       </w:r>
     </w:p>
     <w:p>
       <w:pPr>
         <w:pStyle w:val="ListBullet"/>
+        <w:widowControl/>
       </w:pPr>
       <w:r>
-        <w:rPr>
-          <w:rFonts w:ascii="Calibri" w:hAnsi="Calibri" w:eastAsia="Calibri"/>
-          <w:b w:val="0"/>
-          <w:i w:val="0"/>
-          <w:sz w:val="22"/>
-        </w:rPr>
-        <w:t>Алгач колго үйрөтүлгөн жаныбарларга эчки, кой, бодо мал жана чочко кирген</w:t>
+        <w:t>Эң алгач колго үйрөтүлгөн жаныбарларга эчки, кой, бодо мал жана чочко кирген.</w:t>
       </w:r>
     </w:p>
     <w:p>
       <w:pPr>
         <w:pStyle w:val="ListBullet"/>
+        <w:widowControl/>
       </w:pPr>
       <w:r>
-        <w:rPr>
-          <w:rFonts w:ascii="Calibri" w:hAnsi="Calibri" w:eastAsia="Calibri"/>
-          <w:b w:val="0"/>
-          <w:i w:val="0"/>
-          <w:sz w:val="22"/>
-        </w:rPr>
-        <w:t>Ашыкча азык айылдардын, шаарлардын, жазуунун жана мамлекеттердин өнүгүшүнө шарт түзгөн</w:t>
+        <w:t>Ашыкча азык айылдарды, шаарларды, жазууну жана мамлекеттерди камсыз кылган.</w:t>
       </w:r>
     </w:p>
     <w:p>
       <w:pPr>
         <w:pStyle w:val="ListBullet"/>
+        <w:widowControl/>
       </w:pPr>
       <w:r>
-        <w:rPr>
-          <w:rFonts w:ascii="Calibri" w:hAnsi="Calibri" w:eastAsia="Calibri"/>
-          <w:b w:val="0"/>
-          <w:i w:val="0"/>
-          <w:sz w:val="22"/>
-        </w:rPr>
-        <w:t>Жаныбарлар менен жакын жашоо жаңы жугуштуу оорулардын таралышына да алып келген</w:t>
+        <w:t>Жаныбарлар менен жакын жашоо жаңы жугуштуу оорулардын жайылышына да алып келген.</w:t>
       </w:r>
     </w:p>
     <w:p>
       <w:pPr>
-        <w:keepNext/>
-        <w:spacing w:before="240" w:after="120"/>
+        <w:pStyle w:val="Heading1"/>
+        <w:widowControl/>
       </w:pPr>
       <w:r>
-        <w:rPr>
-          <w:rFonts w:ascii="Calibri" w:hAnsi="Calibri" w:eastAsia="Calibri"/>
-          <w:b/>
-          <w:i w:val="0"/>
-          <w:color w:val="004E8C"/>
-          <w:sz w:val="28"/>
-        </w:rPr>
-        <w:t>Бул эмне</w:t>
+        <w:t>Бул эмне?</w:t>
       </w:r>
     </w:p>
     <w:p>
       <w:pPr>
-        <w:spacing w:after="160" w:line="276" w:lineRule="auto"/>
+        <w:widowControl/>
       </w:pPr>
       <w:r>
-        <w:rPr>
-          <w:rFonts w:ascii="Calibri" w:hAnsi="Calibri" w:eastAsia="Calibri"/>
-          <w:b w:val="0"/>
-          <w:i w:val="0"/>
-          <w:sz w:val="22"/>
-        </w:rPr>
-        <w:t>Дыйканчылык — өсүмдүктөрдү атайылап эгип, багып жана түшүмүн жыйноо. Колго үйрөтүү — жапайы өсүмдүктөр менен жаныбарларды адамдар менен чогуу жашап, алардын муктаждыгына кызмат кыла тургандай кылып муундан муунга өзгөртүүчү узак процесс. Маданиятташтырылган буудайдын башы данын чачып жибербей сактайт, ал эми колго үйрөтүлгөн эчки үйүрдөн алыстабайт. Бул эки тажрыйба аңчылык менен жыйноочулуктун ордуна сактоого боло турган азык өндүрүүгө жол ачкан. Дал ошол азык кору кийин шаарчалардын пайда болушуна шарт түздү.</w:t>
+        <w:t>Дыйканчылык — өсүмдүктөрдү атайылап эгүү, багуу жана түшүмүн жыйноо. Колго үйрөтүү жана маданий өстүрүү болсо жапайы жаныбарлар менен өсүмдүктөрдүн адам менен жашап, анын муктаждыгына кызмат кылгандай өзгөрүшүнүн узак процесси. Маданий буудайдын машагы данын төкпөй кармайт; колго үйрөтүлгөн эчки үйүрдөн алыстабайт. Бул иштер мергенчилик менен жыйноочулуктун көп бөлүгүн сактоого жарактуу азык өндүрүү менен алмаштырган. Дал ошол ашыкча азык кийин шаарлардын өсүшүнө шарт түзгөн.</w:t>
       </w:r>
     </w:p>
     <w:p>
       <w:pPr>
-        <w:keepNext/>
-        <w:spacing w:before="240" w:after="120"/>
+        <w:pStyle w:val="Heading1"/>
+        <w:widowControl/>
       </w:pPr>
       <w:r>
-        <w:rPr>
-          <w:rFonts w:ascii="Calibri" w:hAnsi="Calibri" w:eastAsia="Calibri"/>
-          <w:b/>
-          <w:i w:val="0"/>
-          <w:color w:val="004E8C"/>
-          <w:sz w:val="28"/>
-        </w:rPr>
-        <w:t>Аны ким ачкан же ойлоп тапкан</w:t>
+        <w:t xml:space="preserve">Ким ойлоп тапкан</w:t>
       </w:r>
     </w:p>
     <w:p>
       <w:pPr>
-        <w:spacing w:after="160" w:line="276" w:lineRule="auto"/>
+        <w:widowControl/>
       </w:pPr>
       <w:r>
-        <w:rPr>
-          <w:rFonts w:ascii="Calibri" w:hAnsi="Calibri" w:eastAsia="Calibri"/>
-          <w:b w:val="0"/>
-          <w:i w:val="0"/>
-          <w:sz w:val="22"/>
-        </w:rPr>
-        <w:t>Дыйканчылыктын жалгыз ачкан адамы жок. Ал бир нече жерде өз алдынча жаралган: Түшүмдүү Жарым Айда буудай менен арпа, Кытайда таруу менен күрүч, Мезоамерикада жүгөрү, ошондой эле Анд тоолорунда, Сахаранын түштүгүндөгү Африкада сорго жана башка өсүмдүктөр өстүрүлө баштаган. Жаныбарларды колго үйрөтүү да ушундай жол менен өнүккөн; Түштүк-Батыш Азияда эчки менен кой эң алгачкы үй жаныбарларынын катарына кирет. Билим көп кылым бою үй-бүлөлөр жана коңшу жамааттар аркылуу тараган.</w:t>
+        <w:t>Жалгыз ачылыш жасоочу болгон эмес. Дыйканчылык Түшүмдүү жарым айда буудай жана арпа өстүрүү, Кытайда таруу жана күрүч, Мезоамерикада жүгөрү өстүрүү аркылуу өз алдынча калыптанган. Анд тоолору, Сахаранын түштүгүндөгү Африка — сорго жана башка өсүмдүктөр — жана башка аймактар да өзүнчө борборлор болгон. Жаныбарларды колго үйрөтүү да ушундай жол менен жүргөн. Түштүк-Батыш Азияда эчки менен кой алгачкылардан болгон. Билим кылымдар бою үй-бүлөлөр жана коңшу топтор аркылуу тараган.</w:t>
       </w:r>
     </w:p>
     <w:p>
       <w:pPr>
-        <w:keepNext/>
-        <w:spacing w:before="240" w:after="120"/>
+        <w:pStyle w:val="Heading1"/>
+        <w:widowControl/>
       </w:pPr>
       <w:r>
-        <w:rPr>
-          <w:rFonts w:ascii="Calibri" w:hAnsi="Calibri" w:eastAsia="Calibri"/>
-          <w:b/>
-          <w:i w:val="0"/>
-          <w:color w:val="004E8C"/>
-          <w:sz w:val="28"/>
-        </w:rPr>
-        <w:t>Качан жана кантип пайда болгон</w:t>
+        <w:t>Качан жана кантип пайда болгон?</w:t>
       </w:r>
     </w:p>
     <w:p>
       <w:pPr>
-        <w:spacing w:after="160" w:line="276" w:lineRule="auto"/>
+        <w:widowControl/>
       </w:pPr>
       <w:r>
-        <w:rPr>
-          <w:rFonts w:ascii="Calibri" w:hAnsi="Calibri" w:eastAsia="Calibri"/>
-          <w:b w:val="0"/>
-          <w:i w:val="0"/>
-          <w:sz w:val="22"/>
-        </w:rPr>
-        <w:t>Бул өзгөрүү көбүнчө Неолиттик же Агрардык революция деп аталат. Ал эң алгачкы аймактарда акыркы муз доорунан кийин, болжол менен б.з.ч. 10 000–8 000-жылдар аралыгында, башка жерлерде болсо кийинчерээк башталган. Климат туруктуураак болуп, айрым жерлерде жапайы дан өсүмдүктөрү ушунчалык мол өскөндүктөн, адамдар ошол аймактарга туруктуу отурукташкан. Муундар алмашкан сайын алар жыйноого же багууга эң ыңгайлуу өсүмдүктөр менен жаныбарларды тандап көбөйтүшкөн. Бул бир эле түшүм мезгилинде болгон өзгөрүү эмес, жай жүргөн узак процесс эле.</w:t>
+        <w:t>Бул өтүүнү көбүнчө неолиттик же агрардык революция деп аташат. Эң алгачкы аймактарда ал акыркы муз доорунан кийин, болжол менен б. з. ч. 10 000–8 000-жылдары, башка жерлерде кечирээк башталган. Климат туруктуураак болуп, айрым жерлердеги жапайы дан өсүмдүктөрү адамдарды жакын жерге отурукташууга кызыктырган. Муундап адамдар түшүмүн жыйноо же багуу жеңил болгон өсүмдүктөр менен жаныбарларды тандашкан. Бул бир түшүм мезгилинде эмес, көп убакыт ичинде болгон өзгөрүү эле.</w:t>
       </w:r>
     </w:p>
     <w:p>
       <w:pPr>
-        <w:keepNext/>
-        <w:spacing w:before="240" w:after="120"/>
+        <w:pStyle w:val="Heading1"/>
+        <w:widowControl/>
       </w:pPr>
       <w:r>
-        <w:rPr>
-          <w:rFonts w:ascii="Calibri" w:hAnsi="Calibri" w:eastAsia="Calibri"/>
-          <w:b/>
-          <w:i w:val="0"/>
-          <w:color w:val="004E8C"/>
-          <w:sz w:val="28"/>
-        </w:rPr>
-        <w:t>Илимий жактан мааниси</w:t>
+        <w:t>Илим үчүн мааниси</w:t>
       </w:r>
     </w:p>
     <w:p>
       <w:pPr>
-        <w:spacing w:after="160" w:line="276" w:lineRule="auto"/>
+        <w:widowControl/>
       </w:pPr>
       <w:r>
-        <w:rPr>
-          <w:rFonts w:ascii="Calibri" w:hAnsi="Calibri" w:eastAsia="Calibri"/>
-          <w:b w:val="0"/>
-          <w:i w:val="0"/>
-          <w:sz w:val="22"/>
-        </w:rPr>
-        <w:t>Көптөгөн аймактарда дыйканчылык жыйноочулукка караганда бир гектар жерден көбүрөөк калория алууга мүмкүнчүлүк берди. Бирок алгачкы дыйкандар көп учурда оорураак иштеп, азыгы да бир түрдүү болгон. Ашыкча данга салык салууга, аны сактоого жана соодалоого мүмкүн эле. Ушул азык корунун эсебинен карапачыларды, дин кызматкерлерин, жоокерлерди жана катчыларды багууга мүмкүн болгон. Колго үйрөтүү тирүү лабораторияны да жаратты: адамдар мезгилдерди, топуракты, сугарууну жана мал тукумун жакшыртууну үйрөнүштү. Бул кийин биология менен агрономиянын пайдубалына айланды.</w:t>
+        <w:t>Көптөгөн табигый шарттарда дыйканчылык бир гектардан жыйноочулукка караганда көбүрөөк азык энергиясын берген. Бирок алгачкы дыйкандар көбүнчө оорураак иштеп, тамак-ашынын түрү азыраак болгон. Ашыкча данды салык катары алууга, сактоого жана соодалоого мүмкүн эле. Анын эсебинен карапачылар, дин кызматкерлери, жоокерлер жана катчылар жашаган. Колго үйрөтүү өзүнчө жандуу тажрыйба аянты болгон: адамдар мезгилдерди, топуракты, сугарууну жана мал тукумун жакшыртууну үйрөнүшкөн. Кийинки биология менен агрономиянын тамыры ушунда.</w:t>
       </w:r>
     </w:p>
     <w:p>
       <w:pPr>
-        <w:keepNext/>
-        <w:spacing w:before="240" w:after="120"/>
+        <w:pStyle w:val="Heading1"/>
+        <w:widowControl/>
       </w:pPr>
       <w:r>
-        <w:rPr>
-          <w:rFonts w:ascii="Calibri" w:hAnsi="Calibri" w:eastAsia="Calibri"/>
-          <w:b/>
-          <w:i w:val="0"/>
-          <w:color w:val="004E8C"/>
-          <w:sz w:val="28"/>
-        </w:rPr>
-        <w:t>Кийинки өнүгүүлөргө тийгизген таасири</w:t>
+        <w:t>Кийинки өнүгүүгө тийгизген таасири</w:t>
       </w:r>
     </w:p>
     <w:p>
       <w:pPr>
-        <w:spacing w:after="160" w:line="276" w:lineRule="auto"/>
+        <w:widowControl/>
       </w:pPr>
       <w:r>
-        <w:rPr>
-          <w:rFonts w:ascii="Calibri" w:hAnsi="Calibri" w:eastAsia="Calibri"/>
-          <w:b w:val="0"/>
-          <w:i w:val="0"/>
-          <w:sz w:val="22"/>
-        </w:rPr>
-        <w:t>Туруктуу азык өндүрүү адегенде айылдардын, андан соң шаарлардын, жазуунун, мыйзамдардын жана аскерлердин пайда болушуна алып келди. Ошондой эле соко, сугаруу системалары, ал эми кыйла кийин жер семирткичтер, тракторлор жана өсүмдүк селекциясы өнүктү. Ушул эле жол жаныбардан адамга өткөн зооноздук ооруларды, анын ичинде кызамыкты жана тарыхта чечекти да тараткан. Тамактануу, жер пайдалануу жана климат боюнча бүгүнкү талаштардын түбүндө дыйканчылыкка өтүү тууралуу ошол байыркы чечим жатат.</w:t>
+        <w:t>Туруктуу азык өндүрүү адегенде айылдарга, андан соң шаарларга, жазууга, мыйзамдарга жана аскерлерге жол ачкан. Соко, сугат системалары, кыйла кийин жер семирткичтер, тракторлор жана өсүмдүк селекциясы пайда болгон. Ушул өнүгүү менен кошо зооноздор — жаныбарлардан адамга өткөн оорулар — да тараган. Кызамык жана тарыхта чечек сыяктуу оорулар ушул процесс менен байланыштырылат. Тамактануу, жер жана климат тууралуу азыркы талаштар да байыркы адамдардын дыйканчылыкка өтүү чечимине барып такалат.</w:t>
       </w:r>
     </w:p>
     <w:p>
       <w:pPr>
-        <w:keepNext/>
-        <w:spacing w:before="240" w:after="120"/>
+        <w:pStyle w:val="Heading1"/>
+        <w:widowControl/>
       </w:pPr>
       <w:r>
-        <w:rPr>
-          <w:rFonts w:ascii="Calibri" w:hAnsi="Calibri" w:eastAsia="Calibri"/>
-          <w:b/>
-          <w:i w:val="0"/>
-          <w:color w:val="004E8C"/>
-          <w:sz w:val="28"/>
-        </w:rPr>
-        <w:t>Адамдардын жашоосун кантип өзгөрткөн</w:t>
+        <w:t>Адамдардын жашоосун кантип өзгөрткөн?</w:t>
       </w:r>
     </w:p>
     <w:p>
       <w:pPr>
-        <w:spacing w:after="160" w:line="276" w:lineRule="auto"/>
+        <w:widowControl/>
       </w:pPr>
       <w:r>
-        <w:rPr>
-          <w:rFonts w:ascii="Calibri" w:hAnsi="Calibri" w:eastAsia="Calibri"/>
-          <w:b w:val="0"/>
-          <w:i w:val="0"/>
-          <w:sz w:val="22"/>
-        </w:rPr>
-        <w:t>Дыйканчылык цивилизациянын пайда болушун мүмкүн кылды, бирок көп адамдардын жашоосун кыйла чектеди. Элдин саны көбөйүп, аларды азык менен камсыз кылууга шарт түзүлдү. Ошол эле учурда түшүм болбой калса ачарчылык келип, азык корун айрымдар көзөмөлдөгөндө теңсиздик күчөдү. Бүгүнкү ар бир бөлкө нан менен ар бир шаар ошол байыркы тандоонун натыйжасы: азык көбөйдү, калк өстү, бирок тобокелдиктин жаңы түрлөрү да пайда болду.</w:t>
+        <w:t>Айыл чарбасы цивилизацияга жол ачкан, бирок көп адамдардын жашоосун жаңы чектөөлөргө да байлаган. Калктын көбүрөөк бөлүгүн багууга мүмкүн болгон. Ошол эле учурда түшүм болбой калса ачарчылык коркунучу туулган, ал эми азык запасын айрымдар көзөмөлдөсө теңсиздик күчөгөн. Ар бир нан жана ар бир шаардын көрүнүшү ошол тандоого байланыштуу: азык көбөйүп, адамдын саны өскөн сайын жаңы коркунучтар да жаралган.</w:t>
       </w:r>
     </w:p>
     <w:p>
       <w:pPr>
-        <w:keepNext/>
-        <w:spacing w:before="240" w:after="120"/>
+        <w:pStyle w:val="Heading1"/>
+        <w:widowControl/>
       </w:pPr>
       <w:r>
-        <w:rPr>
-          <w:rFonts w:ascii="Calibri" w:hAnsi="Calibri" w:eastAsia="Calibri"/>
-          <w:b/>
-          <w:i w:val="0"/>
-          <w:color w:val="004E8C"/>
-          <w:sz w:val="28"/>
-        </w:rPr>
-        <w:t>Булактар жана шилтемелер</w:t>
+        <w:t>Булактар жана кошумча окуу</w:t>
       </w:r>
     </w:p>
     <w:p>
       <w:pPr>
-        <w:keepNext/>
-        <w:spacing w:before="240" w:after="120"/>
+        <w:pStyle w:val="Heading2"/>
+        <w:widowControl/>
       </w:pPr>
       <w:r>
         <w:rPr>
-          <w:rFonts w:ascii="Calibri" w:hAnsi="Calibri" w:eastAsia="Calibri"/>
-          <w:b/>
-          <w:i w:val="0"/>
-          <w:color w:val="004E8C"/>
-          <w:sz w:val="24"/>
+          <w:sz w:val="20"/>
         </w:rPr>
-        <w:t>A. Китептер жана негизги илимий эмгектер</w:t>
+        <w:t>Китептер жана негизги илимий эмгектер</w:t>
       </w:r>
     </w:p>
     <w:p>
       <w:pPr>
-        <w:spacing w:after="80"/>
-        <w:ind w:left="360"/>
+        <w:widowControl/>
       </w:pPr>
       <w:r>
         <w:rPr>
-          <w:rFonts w:ascii="Calibri" w:hAnsi="Calibri" w:eastAsia="Calibri"/>
-          <w:b w:val="0"/>
-          <w:i w:val="0"/>
-          <w:sz w:val="22"/>
+          <w:sz w:val="20"/>
         </w:rPr>
         <w:t>1. Diamond, Jared. Guns, Germs, and Steel: The Fates of Human Societies. New York: Norton, 1997.</w:t>
       </w:r>
     </w:p>
     <w:p>
       <w:pPr>
-        <w:spacing w:after="80"/>
-        <w:ind w:left="360"/>
+        <w:widowControl/>
       </w:pPr>
       <w:r>
         <w:rPr>
-          <w:rFonts w:ascii="Calibri" w:hAnsi="Calibri" w:eastAsia="Calibri"/>
-          <w:b w:val="0"/>
-          <w:i w:val="0"/>
-          <w:sz w:val="22"/>
+          <w:sz w:val="20"/>
         </w:rPr>
         <w:t>2. Scott, James C. Against the Grain: A Deep History of the Earliest States. New Haven: Yale University Press, 2017.</w:t>
       </w:r>
     </w:p>
     <w:p>
       <w:pPr>
-        <w:keepNext/>
-        <w:spacing w:before="240" w:after="120"/>
+        <w:pStyle w:val="Heading2"/>
+        <w:widowControl/>
       </w:pPr>
       <w:r>
         <w:rPr>
-          <w:rFonts w:ascii="Calibri" w:hAnsi="Calibri" w:eastAsia="Calibri"/>
-          <w:b/>
-          <w:i w:val="0"/>
-          <w:color w:val="004E8C"/>
-          <w:sz w:val="24"/>
+          <w:sz w:val="20"/>
         </w:rPr>
-        <w:t>C. Мекемелердин материалдары жана энциклопедиялык булактар</w:t>
+        <w:t>Уюмдардын жана энциклопедиялардын материалдары</w:t>
       </w:r>
     </w:p>
     <w:p>
       <w:pPr>
-        <w:spacing w:after="80"/>
-        <w:ind w:left="360"/>
+        <w:widowControl/>
       </w:pPr>
       <w:r>
         <w:rPr>
-          <w:rFonts w:ascii="Calibri" w:hAnsi="Calibri" w:eastAsia="Calibri"/>
-          <w:b w:val="0"/>
-          <w:i w:val="0"/>
-          <w:sz w:val="22"/>
+          <w:sz w:val="20"/>
         </w:rPr>
-        <w:t>1. Encyclopaedia Britannica. “Origins of agriculture” (“Дыйканчылыктын келип чыгышы”).</w:t>
-      </w:r>
-      <w:r>
-        <w:rPr>
-          <w:rFonts w:ascii="Calibri" w:hAnsi="Calibri" w:eastAsia="Calibri"/>
-          <w:b w:val="0"/>
-          <w:i w:val="0"/>
-          <w:sz w:val="22"/>
-        </w:rPr>
-        <w:t xml:space="preserve"> </w:t>
+        <w:t xml:space="preserve">1. Encyclopaedia Britannica. 'Origins of agriculture.' </w:t>
       </w:r>
       <w:hyperlink r:id="rId9">
         <w:r>
           <w:rPr>
-            <w:rFonts w:ascii="Calibri" w:hAnsi="Calibri" w:eastAsia="Calibri"/>
-            <w:b w:val="0"/>
-            <w:i w:val="0"/>
-            <w:sz w:val="22"/>
-            <w:color w:val="0563C1"/>
-            <w:u w:val="single"/>
+            <w:sz w:val="20"/>
           </w:rPr>
           <w:t>https://www.britannica.com/topic/agriculture/The-origins-of-agriculture</w:t>
         </w:r>
       </w:hyperlink>
+      <w:r>
+        <w:rPr>
+          <w:sz w:val="20"/>
+        </w:rPr>
+      </w:r>
     </w:p>
     <w:p>
       <w:pPr>
-        <w:spacing w:after="80"/>
-        <w:ind w:left="360"/>
+        <w:widowControl/>
       </w:pPr>
       <w:r>
         <w:rPr>
-          <w:rFonts w:ascii="Calibri" w:hAnsi="Calibri" w:eastAsia="Calibri"/>
-          <w:b w:val="0"/>
-          <w:i w:val="0"/>
-          <w:sz w:val="22"/>
+          <w:sz w:val="20"/>
         </w:rPr>
-        <w:t>2. Khan Academy. “The Neolithic Revolution” (“Неолиттик революция”).</w:t>
-      </w:r>
-      <w:r>
-        <w:rPr>
-          <w:rFonts w:ascii="Calibri" w:hAnsi="Calibri" w:eastAsia="Calibri"/>
-          <w:b w:val="0"/>
-          <w:i w:val="0"/>
-          <w:sz w:val="22"/>
-        </w:rPr>
-        <w:t xml:space="preserve"> </w:t>
+        <w:t xml:space="preserve">2. Khan Academy. 'The Neolithic Revolution.' </w:t>
       </w:r>
       <w:hyperlink r:id="rId10">
         <w:r>
           <w:rPr>
-            <w:rFonts w:ascii="Calibri" w:hAnsi="Calibri" w:eastAsia="Calibri"/>
-            <w:b w:val="0"/>
-            <w:i w:val="0"/>
-            <w:sz w:val="22"/>
-            <w:color w:val="0563C1"/>
-            <w:u w:val="single"/>
+            <w:sz w:val="20"/>
           </w:rPr>
           <w:t>https://www.khanacademy.org/humanities/world-history/world-history-beginnings/birth-agriculture-neolithic-revolution/a/the-neolithic-revolution</w:t>
         </w:r>
       </w:hyperlink>
-    </w:p>
-    <w:p>
-      <w:pPr>
-        <w:keepNext/>
-        <w:spacing w:before="240" w:after="120"/>
-      </w:pPr>
       <w:r>
         <w:rPr>
-          <w:rFonts w:ascii="Calibri" w:hAnsi="Calibri" w:eastAsia="Calibri"/>
-          <w:b/>
-          <w:i w:val="0"/>
-          <w:color w:val="004E8C"/>
-          <w:sz w:val="24"/>
+          <w:sz w:val="20"/>
         </w:rPr>
-        <w:t>J. Басма сөз, илимий-популярдуу жана жалпы маалымат булактары</w:t>
       </w:r>
     </w:p>
     <w:p>
       <w:pPr>
-        <w:spacing w:after="80"/>
-        <w:ind w:left="360"/>
+        <w:pStyle w:val="Heading2"/>
+        <w:widowControl/>
       </w:pPr>
       <w:r>
         <w:rPr>
-          <w:rFonts w:ascii="Calibri" w:hAnsi="Calibri" w:eastAsia="Calibri"/>
-          <w:b w:val="0"/>
-          <w:i w:val="0"/>
-          <w:sz w:val="22"/>
+          <w:sz w:val="20"/>
         </w:rPr>
-        <w:t>1. National Geographic. “The Development of Agriculture” (“Дыйканчылыктын өнүгүшү”).</w:t>
+        <w:t>Басма сөз, илимий-популярдуу жана маалымдама материалдар</w:t>
       </w:r>
+    </w:p>
+    <w:p>
+      <w:pPr>
+        <w:widowControl/>
+      </w:pPr>
       <w:r>
         <w:rPr>
-          <w:rFonts w:ascii="Calibri" w:hAnsi="Calibri" w:eastAsia="Calibri"/>
-          <w:b w:val="0"/>
-          <w:i w:val="0"/>
-          <w:sz w:val="22"/>
+          <w:sz w:val="20"/>
         </w:rPr>
-        <w:t xml:space="preserve"> </w:t>
+        <w:t xml:space="preserve">1. National Geographic. 'The Development of Agriculture.' </w:t>
       </w:r>
       <w:hyperlink r:id="rId11">
         <w:r>
           <w:rPr>
-            <w:rFonts w:ascii="Calibri" w:hAnsi="Calibri" w:eastAsia="Calibri"/>
-            <w:b w:val="0"/>
-            <w:i w:val="0"/>
-            <w:sz w:val="22"/>
-            <w:color w:val="0563C1"/>
-            <w:u w:val="single"/>
+            <w:sz w:val="20"/>
           </w:rPr>
           <w:t>https://education.nationalgeographic.org/resource/development-agriculture/</w:t>
         </w:r>
       </w:hyperlink>
+      <w:r>
+        <w:rPr>
+          <w:sz w:val="20"/>
+        </w:rPr>
+      </w:r>
     </w:p>
     <w:sectPr>
-      <w:pgSz w:w="12240" w:h="15840"/>
-      <w:pgMar w:top="1296" w:right="1440" w:bottom="1296" w:left="1440" w:header="720" w:footer="720" w:gutter="0"/>
+      <w:footerReference w:type="default" r:id="rId12"/>
+      <w:pgSz w:w="11906" w:h="16838"/>
+      <w:pgMar w:top="1020" w:right="1134" w:bottom="1020" w:left="1134" w:header="720" w:footer="720" w:gutter="0"/>
       <w:cols w:space="720"/>
       <w:docGrid w:linePitch="360"/>
     </w:sectPr>
   </w:body>
 </w:document>
+</file>
+
+<file path=word/footer1.xml><?xml version="1.0" encoding="utf-8"?>
+<w:ftr xmlns:m="http://schemas.openxmlformats.org/officeDocument/2006/math" xmlns:mc="http://schemas.openxmlformats.org/markup-compatibility/2006" xmlns:mo="http://schemas.microsoft.com/office/mac/office/2008/main" xmlns:mv="urn:schemas-microsoft-com:mac:vml" xmlns:o="urn:schemas-microsoft-com:office:office" xmlns:r="http://schemas.openxmlformats.org/officeDocument/2006/relationships" xmlns:v="urn:schemas-microsoft-com:vml" xmlns:w10="urn:schemas-microsoft-com:office:word" xmlns:w14="http://schemas.microsoft.com/office/word/2010/wordml" xmlns:w="http://schemas.openxmlformats.org/wordprocessingml/2006/main" xmlns:wne="http://schemas.microsoft.com/office/word/2006/wordml" xmlns:wp14="http://schemas.microsoft.com/office/word/2010/wordprocessingDrawing" xmlns:wp="http://schemas.openxmlformats.org/drawingml/2006/wordprocessingDrawing" xmlns:wpc="http://schemas.microsoft.com/office/word/2010/wordprocessingCanvas" xmlns:wpg="http://schemas.microsoft.com/office/word/2010/wordprocessingGroup" xmlns:wpi="http://schemas.microsoft.com/office/word/2010/wordprocessingInk" xmlns:wps="http://schemas.microsoft.com/office/word/2010/wordprocessingShape" mc:Ignorable="w14 wp14">
+  <w:p>
+    <w:pPr>
+      <w:pStyle w:val="Footer"/>
+      <w:jc w:val="right"/>
+    </w:pPr>
+    <w:fldSimple w:instr="PAGE"/>
+  </w:p>
+</w:ftr>
 </file>
 
 <file path=word/numbering.xml><?xml version="1.0" encoding="utf-8"?>
@@ -750,7 +569,7 @@
   <w:docDefaults>
     <w:rPrDefault>
       <w:rPr>
-        <w:rFonts w:asciiTheme="minorHAnsi" w:eastAsiaTheme="minorEastAsia" w:hAnsiTheme="minorHAnsi" w:cstheme="minorBidi"/>
+        <w:rFonts/>
         <w:sz w:val="22"/>
         <w:szCs w:val="22"/>
         <w:lang w:val="en-US" w:eastAsia="en-US" w:bidi="ar-SA"/>
@@ -905,6 +724,15 @@
     <w:name w:val="Normal"/>
     <w:qFormat/>
     <w:rsid w:val="00FC693F"/>
+    <w:pPr>
+      <w:spacing w:after="120" w:line="259" w:lineRule="auto"/>
+    </w:pPr>
+    <w:rPr>
+      <w:rFonts w:ascii="Times New Roman" w:hAnsi="Times New Roman"/>
+      <w:color w:val="000000"/>
+      <w:sz w:val="24"/>
+      <w:lang w:val="ky-KG"/>
+    </w:rPr>
   </w:style>
   <w:style w:type="paragraph" w:styleId="Header">
     <w:name w:val="header"/>
@@ -961,16 +789,17 @@
     <w:pPr>
       <w:keepNext/>
       <w:keepLines/>
-      <w:spacing w:before="480" w:after="0"/>
+      <w:spacing w:before="480" w:after="120" w:line="259" w:lineRule="auto"/>
       <w:outlineLvl w:val="0"/>
     </w:pPr>
     <w:rPr>
-      <w:rFonts w:asciiTheme="majorHAnsi" w:eastAsiaTheme="majorEastAsia" w:hAnsiTheme="majorHAnsi" w:cstheme="majorBidi"/>
+      <w:rFonts w:ascii="Times New Roman" w:hAnsi="Times New Roman"/>
       <w:b/>
       <w:bCs/>
-      <w:color w:val="365F91" w:themeColor="accent1" w:themeShade="BF"/>
-      <w:sz w:val="28"/>
+      <w:color w:val="000000"/>
+      <w:sz w:val="26"/>
       <w:szCs w:val="28"/>
+      <w:lang w:val="ky-KG"/>
     </w:rPr>
   </w:style>
   <w:style w:type="paragraph" w:styleId="Heading2">
@@ -985,16 +814,17 @@
     <w:pPr>
       <w:keepNext/>
       <w:keepLines/>
-      <w:spacing w:before="200" w:after="0"/>
+      <w:spacing w:before="200" w:after="120" w:line="259" w:lineRule="auto"/>
       <w:outlineLvl w:val="1"/>
     </w:pPr>
     <w:rPr>
-      <w:rFonts w:asciiTheme="majorHAnsi" w:eastAsiaTheme="majorEastAsia" w:hAnsiTheme="majorHAnsi" w:cstheme="majorBidi"/>
+      <w:rFonts w:ascii="Times New Roman" w:hAnsi="Times New Roman"/>
       <w:b/>
       <w:bCs/>
-      <w:color w:val="4F81BD" w:themeColor="accent1"/>
+      <w:color w:val="000000"/>
       <w:sz w:val="26"/>
       <w:szCs w:val="26"/>
+      <w:lang w:val="ky-KG"/>
     </w:rPr>
   </w:style>
   <w:style w:type="paragraph" w:styleId="Heading3">
@@ -1013,7 +843,7 @@
       <w:outlineLvl w:val="2"/>
     </w:pPr>
     <w:rPr>
-      <w:rFonts w:asciiTheme="majorHAnsi" w:eastAsiaTheme="majorEastAsia" w:hAnsiTheme="majorHAnsi" w:cstheme="majorBidi"/>
+      <w:rFonts/>
       <w:b/>
       <w:bCs/>
       <w:color w:val="4F81BD" w:themeColor="accent1"/>
@@ -1036,7 +866,7 @@
       <w:outlineLvl w:val="3"/>
     </w:pPr>
     <w:rPr>
-      <w:rFonts w:asciiTheme="majorHAnsi" w:eastAsiaTheme="majorEastAsia" w:hAnsiTheme="majorHAnsi" w:cstheme="majorBidi"/>
+      <w:rFonts/>
       <w:b/>
       <w:bCs/>
       <w:i/>
@@ -1061,7 +891,7 @@
       <w:outlineLvl w:val="4"/>
     </w:pPr>
     <w:rPr>
-      <w:rFonts w:asciiTheme="majorHAnsi" w:eastAsiaTheme="majorEastAsia" w:hAnsiTheme="majorHAnsi" w:cstheme="majorBidi"/>
+      <w:rFonts/>
       <w:color w:val="243F60" w:themeColor="accent1" w:themeShade="7F"/>
     </w:rPr>
   </w:style>
@@ -1082,7 +912,7 @@
       <w:outlineLvl w:val="5"/>
     </w:pPr>
     <w:rPr>
-      <w:rFonts w:asciiTheme="majorHAnsi" w:eastAsiaTheme="majorEastAsia" w:hAnsiTheme="majorHAnsi" w:cstheme="majorBidi"/>
+      <w:rFonts/>
       <w:i/>
       <w:iCs/>
       <w:color w:val="243F60" w:themeColor="accent1" w:themeShade="7F"/>
@@ -1105,7 +935,7 @@
       <w:outlineLvl w:val="6"/>
     </w:pPr>
     <w:rPr>
-      <w:rFonts w:asciiTheme="majorHAnsi" w:eastAsiaTheme="majorEastAsia" w:hAnsiTheme="majorHAnsi" w:cstheme="majorBidi"/>
+      <w:rFonts/>
       <w:i/>
       <w:iCs/>
       <w:color w:val="404040" w:themeColor="text1" w:themeTint="BF"/>
@@ -1128,7 +958,7 @@
       <w:outlineLvl w:val="7"/>
     </w:pPr>
     <w:rPr>
-      <w:rFonts w:asciiTheme="majorHAnsi" w:eastAsiaTheme="majorEastAsia" w:hAnsiTheme="majorHAnsi" w:cstheme="majorBidi"/>
+      <w:rFonts/>
       <w:color w:val="4F81BD" w:themeColor="accent1"/>
       <w:sz w:val="20"/>
       <w:szCs w:val="20"/>
@@ -1151,7 +981,7 @@
       <w:outlineLvl w:val="8"/>
     </w:pPr>
     <w:rPr>
-      <w:rFonts w:asciiTheme="majorHAnsi" w:eastAsiaTheme="majorEastAsia" w:hAnsiTheme="majorHAnsi" w:cstheme="majorBidi"/>
+      <w:rFonts/>
       <w:i/>
       <w:iCs/>
       <w:color w:val="404040" w:themeColor="text1" w:themeTint="BF"/>
@@ -1202,7 +1032,7 @@
     <w:uiPriority w:val="9"/>
     <w:rsid w:val="00FC693F"/>
     <w:rPr>
-      <w:rFonts w:asciiTheme="majorHAnsi" w:eastAsiaTheme="majorEastAsia" w:hAnsiTheme="majorHAnsi" w:cstheme="majorBidi"/>
+      <w:rFonts/>
       <w:b/>
       <w:bCs/>
       <w:color w:val="365F91" w:themeColor="accent1" w:themeShade="BF"/>
@@ -1217,7 +1047,7 @@
     <w:uiPriority w:val="9"/>
     <w:rsid w:val="00FC693F"/>
     <w:rPr>
-      <w:rFonts w:asciiTheme="majorHAnsi" w:eastAsiaTheme="majorEastAsia" w:hAnsiTheme="majorHAnsi" w:cstheme="majorBidi"/>
+      <w:rFonts/>
       <w:b/>
       <w:bCs/>
       <w:color w:val="4F81BD" w:themeColor="accent1"/>
@@ -1232,7 +1062,7 @@
     <w:uiPriority w:val="9"/>
     <w:rsid w:val="00FC693F"/>
     <w:rPr>
-      <w:rFonts w:asciiTheme="majorHAnsi" w:eastAsiaTheme="majorEastAsia" w:hAnsiTheme="majorHAnsi" w:cstheme="majorBidi"/>
+      <w:rFonts/>
       <w:b/>
       <w:bCs/>
       <w:color w:val="4F81BD" w:themeColor="accent1"/>
@@ -1247,19 +1077,17 @@
     <w:qFormat/>
     <w:rsid w:val="00FC693F"/>
     <w:pPr>
-      <w:pBdr>
-        <w:bottom w:val="single" w:sz="8" w:space="4" w:color="4F81BD" w:themeColor="accent1"/>
-      </w:pBdr>
-      <w:spacing w:after="300" w:line="240" w:lineRule="auto"/>
+      <w:spacing w:after="120" w:line="259" w:lineRule="auto"/>
       <w:contextualSpacing/>
     </w:pPr>
     <w:rPr>
-      <w:rFonts w:asciiTheme="majorHAnsi" w:eastAsiaTheme="majorEastAsia" w:hAnsiTheme="majorHAnsi" w:cstheme="majorBidi"/>
-      <w:color w:val="17365D" w:themeColor="text2" w:themeShade="BF"/>
+      <w:rFonts w:ascii="Times New Roman" w:hAnsi="Times New Roman"/>
+      <w:color w:val="000000"/>
       <w:spacing w:val="5"/>
       <w:kern w:val="28"/>
-      <w:sz w:val="52"/>
+      <w:sz w:val="40"/>
       <w:szCs w:val="52"/>
+      <w:lang w:val="ky-KG"/>
     </w:rPr>
   </w:style>
   <w:style w:type="character" w:customStyle="1" w:styleId="TitleChar">
@@ -1269,7 +1097,7 @@
     <w:uiPriority w:val="10"/>
     <w:rsid w:val="00FC693F"/>
     <w:rPr>
-      <w:rFonts w:asciiTheme="majorHAnsi" w:eastAsiaTheme="majorEastAsia" w:hAnsiTheme="majorHAnsi" w:cstheme="majorBidi"/>
+      <w:rFonts/>
       <w:color w:val="17365D" w:themeColor="text2" w:themeShade="BF"/>
       <w:spacing w:val="5"/>
       <w:kern w:val="28"/>
@@ -1291,7 +1119,7 @@
       </w:numPr>
     </w:pPr>
     <w:rPr>
-      <w:rFonts w:asciiTheme="majorHAnsi" w:eastAsiaTheme="majorEastAsia" w:hAnsiTheme="majorHAnsi" w:cstheme="majorBidi"/>
+      <w:rFonts/>
       <w:i/>
       <w:iCs/>
       <w:color w:val="4F81BD" w:themeColor="accent1"/>
@@ -1307,7 +1135,7 @@
     <w:uiPriority w:val="11"/>
     <w:rsid w:val="00FC693F"/>
     <w:rPr>
-      <w:rFonts w:asciiTheme="majorHAnsi" w:eastAsiaTheme="majorEastAsia" w:hAnsiTheme="majorHAnsi" w:cstheme="majorBidi"/>
+      <w:rFonts/>
       <w:i/>
       <w:iCs/>
       <w:color w:val="4F81BD" w:themeColor="accent1"/>
@@ -1432,8 +1260,15 @@
       <w:numPr>
         <w:numId w:val="1"/>
       </w:numPr>
+      <w:spacing w:after="120" w:line="259" w:lineRule="auto"/>
       <w:contextualSpacing/>
     </w:pPr>
+    <w:rPr>
+      <w:rFonts w:ascii="Times New Roman" w:hAnsi="Times New Roman"/>
+      <w:color w:val="000000"/>
+      <w:sz w:val="24"/>
+      <w:lang w:val="ky-KG"/>
+    </w:rPr>
   </w:style>
   <w:style w:type="paragraph" w:styleId="ListBullet2">
     <w:name w:val="List Bullet 2"/>
@@ -1605,7 +1440,7 @@
     <w:semiHidden/>
     <w:rsid w:val="00FC693F"/>
     <w:rPr>
-      <w:rFonts w:asciiTheme="majorHAnsi" w:eastAsiaTheme="majorEastAsia" w:hAnsiTheme="majorHAnsi" w:cstheme="majorBidi"/>
+      <w:rFonts/>
       <w:b/>
       <w:bCs/>
       <w:i/>
@@ -1621,7 +1456,7 @@
     <w:semiHidden/>
     <w:rsid w:val="00FC693F"/>
     <w:rPr>
-      <w:rFonts w:asciiTheme="majorHAnsi" w:eastAsiaTheme="majorEastAsia" w:hAnsiTheme="majorHAnsi" w:cstheme="majorBidi"/>
+      <w:rFonts/>
       <w:color w:val="243F60" w:themeColor="accent1" w:themeShade="7F"/>
     </w:rPr>
   </w:style>
@@ -1633,7 +1468,7 @@
     <w:semiHidden/>
     <w:rsid w:val="00FC693F"/>
     <w:rPr>
-      <w:rFonts w:asciiTheme="majorHAnsi" w:eastAsiaTheme="majorEastAsia" w:hAnsiTheme="majorHAnsi" w:cstheme="majorBidi"/>
+      <w:rFonts/>
       <w:i/>
       <w:iCs/>
       <w:color w:val="243F60" w:themeColor="accent1" w:themeShade="7F"/>
@@ -1647,7 +1482,7 @@
     <w:semiHidden/>
     <w:rsid w:val="00FC693F"/>
     <w:rPr>
-      <w:rFonts w:asciiTheme="majorHAnsi" w:eastAsiaTheme="majorEastAsia" w:hAnsiTheme="majorHAnsi" w:cstheme="majorBidi"/>
+      <w:rFonts/>
       <w:i/>
       <w:iCs/>
       <w:color w:val="404040" w:themeColor="text1" w:themeTint="BF"/>
@@ -1661,7 +1496,7 @@
     <w:semiHidden/>
     <w:rsid w:val="00FC693F"/>
     <w:rPr>
-      <w:rFonts w:asciiTheme="majorHAnsi" w:eastAsiaTheme="majorEastAsia" w:hAnsiTheme="majorHAnsi" w:cstheme="majorBidi"/>
+      <w:rFonts/>
       <w:color w:val="4F81BD" w:themeColor="accent1"/>
       <w:sz w:val="20"/>
       <w:szCs w:val="20"/>
@@ -1675,7 +1510,7 @@
     <w:semiHidden/>
     <w:rsid w:val="00FC693F"/>
     <w:rPr>
-      <w:rFonts w:asciiTheme="majorHAnsi" w:eastAsiaTheme="majorEastAsia" w:hAnsiTheme="majorHAnsi" w:cstheme="majorBidi"/>
+      <w:rFonts/>
       <w:i/>
       <w:iCs/>
       <w:color w:val="404040" w:themeColor="text1" w:themeTint="BF"/>
@@ -1734,9 +1569,6 @@
     <w:qFormat/>
     <w:rsid w:val="00FC693F"/>
     <w:pPr>
-      <w:pBdr>
-        <w:bottom w:val="single" w:sz="4" w:space="4" w:color="4F81BD" w:themeColor="accent1"/>
-      </w:pBdr>
       <w:spacing w:before="200" w:after="280"/>
       <w:ind w:left="936" w:right="936"/>
     </w:pPr>
@@ -3264,7 +3096,7 @@
         <w:spacing w:before="0" w:after="0" w:line="240" w:lineRule="auto"/>
       </w:pPr>
       <w:rPr>
-        <w:rFonts w:asciiTheme="majorHAnsi" w:eastAsiaTheme="majorEastAsia" w:hAnsiTheme="majorHAnsi" w:cstheme="majorBidi"/>
+        <w:rFonts/>
         <w:b/>
         <w:bCs/>
       </w:rPr>
@@ -3285,7 +3117,7 @@
         <w:spacing w:before="0" w:after="0" w:line="240" w:lineRule="auto"/>
       </w:pPr>
       <w:rPr>
-        <w:rFonts w:asciiTheme="majorHAnsi" w:eastAsiaTheme="majorEastAsia" w:hAnsiTheme="majorHAnsi" w:cstheme="majorBidi"/>
+        <w:rFonts/>
         <w:b/>
         <w:bCs/>
       </w:rPr>
@@ -3303,14 +3135,14 @@
     </w:tblStylePr>
     <w:tblStylePr w:type="firstCol">
       <w:rPr>
-        <w:rFonts w:asciiTheme="majorHAnsi" w:eastAsiaTheme="majorEastAsia" w:hAnsiTheme="majorHAnsi" w:cstheme="majorBidi"/>
+        <w:rFonts/>
         <w:b/>
         <w:bCs/>
       </w:rPr>
     </w:tblStylePr>
     <w:tblStylePr w:type="lastCol">
       <w:rPr>
-        <w:rFonts w:asciiTheme="majorHAnsi" w:eastAsiaTheme="majorEastAsia" w:hAnsiTheme="majorHAnsi" w:cstheme="majorBidi"/>
+        <w:rFonts/>
         <w:b/>
         <w:bCs/>
       </w:rPr>
@@ -3394,7 +3226,7 @@
         <w:spacing w:before="0" w:after="0" w:line="240" w:lineRule="auto"/>
       </w:pPr>
       <w:rPr>
-        <w:rFonts w:asciiTheme="majorHAnsi" w:eastAsiaTheme="majorEastAsia" w:hAnsiTheme="majorHAnsi" w:cstheme="majorBidi"/>
+        <w:rFonts/>
         <w:b/>
         <w:bCs/>
       </w:rPr>
@@ -3415,7 +3247,7 @@
         <w:spacing w:before="0" w:after="0" w:line="240" w:lineRule="auto"/>
       </w:pPr>
       <w:rPr>
-        <w:rFonts w:asciiTheme="majorHAnsi" w:eastAsiaTheme="majorEastAsia" w:hAnsiTheme="majorHAnsi" w:cstheme="majorBidi"/>
+        <w:rFonts/>
         <w:b/>
         <w:bCs/>
       </w:rPr>
@@ -3433,14 +3265,14 @@
     </w:tblStylePr>
     <w:tblStylePr w:type="firstCol">
       <w:rPr>
-        <w:rFonts w:asciiTheme="majorHAnsi" w:eastAsiaTheme="majorEastAsia" w:hAnsiTheme="majorHAnsi" w:cstheme="majorBidi"/>
+        <w:rFonts/>
         <w:b/>
         <w:bCs/>
       </w:rPr>
     </w:tblStylePr>
     <w:tblStylePr w:type="lastCol">
       <w:rPr>
-        <w:rFonts w:asciiTheme="majorHAnsi" w:eastAsiaTheme="majorEastAsia" w:hAnsiTheme="majorHAnsi" w:cstheme="majorBidi"/>
+        <w:rFonts/>
         <w:b/>
         <w:bCs/>
       </w:rPr>
@@ -3524,7 +3356,7 @@
         <w:spacing w:before="0" w:after="0" w:line="240" w:lineRule="auto"/>
       </w:pPr>
       <w:rPr>
-        <w:rFonts w:asciiTheme="majorHAnsi" w:eastAsiaTheme="majorEastAsia" w:hAnsiTheme="majorHAnsi" w:cstheme="majorBidi"/>
+        <w:rFonts/>
         <w:b/>
         <w:bCs/>
       </w:rPr>
@@ -3545,7 +3377,7 @@
         <w:spacing w:before="0" w:after="0" w:line="240" w:lineRule="auto"/>
       </w:pPr>
       <w:rPr>
-        <w:rFonts w:asciiTheme="majorHAnsi" w:eastAsiaTheme="majorEastAsia" w:hAnsiTheme="majorHAnsi" w:cstheme="majorBidi"/>
+        <w:rFonts/>
         <w:b/>
         <w:bCs/>
       </w:rPr>
@@ -3563,14 +3395,14 @@
     </w:tblStylePr>
     <w:tblStylePr w:type="firstCol">
       <w:rPr>
-        <w:rFonts w:asciiTheme="majorHAnsi" w:eastAsiaTheme="majorEastAsia" w:hAnsiTheme="majorHAnsi" w:cstheme="majorBidi"/>
+        <w:rFonts/>
         <w:b/>
         <w:bCs/>
       </w:rPr>
     </w:tblStylePr>
     <w:tblStylePr w:type="lastCol">
       <w:rPr>
-        <w:rFonts w:asciiTheme="majorHAnsi" w:eastAsiaTheme="majorEastAsia" w:hAnsiTheme="majorHAnsi" w:cstheme="majorBidi"/>
+        <w:rFonts/>
         <w:b/>
         <w:bCs/>
       </w:rPr>
@@ -3654,7 +3486,7 @@
         <w:spacing w:before="0" w:after="0" w:line="240" w:lineRule="auto"/>
       </w:pPr>
       <w:rPr>
-        <w:rFonts w:asciiTheme="majorHAnsi" w:eastAsiaTheme="majorEastAsia" w:hAnsiTheme="majorHAnsi" w:cstheme="majorBidi"/>
+        <w:rFonts/>
         <w:b/>
         <w:bCs/>
       </w:rPr>
@@ -3675,7 +3507,7 @@
         <w:spacing w:before="0" w:after="0" w:line="240" w:lineRule="auto"/>
       </w:pPr>
       <w:rPr>
-        <w:rFonts w:asciiTheme="majorHAnsi" w:eastAsiaTheme="majorEastAsia" w:hAnsiTheme="majorHAnsi" w:cstheme="majorBidi"/>
+        <w:rFonts/>
         <w:b/>
         <w:bCs/>
       </w:rPr>
@@ -3693,14 +3525,14 @@
     </w:tblStylePr>
     <w:tblStylePr w:type="firstCol">
       <w:rPr>
-        <w:rFonts w:asciiTheme="majorHAnsi" w:eastAsiaTheme="majorEastAsia" w:hAnsiTheme="majorHAnsi" w:cstheme="majorBidi"/>
+        <w:rFonts/>
         <w:b/>
         <w:bCs/>
       </w:rPr>
     </w:tblStylePr>
     <w:tblStylePr w:type="lastCol">
       <w:rPr>
-        <w:rFonts w:asciiTheme="majorHAnsi" w:eastAsiaTheme="majorEastAsia" w:hAnsiTheme="majorHAnsi" w:cstheme="majorBidi"/>
+        <w:rFonts/>
         <w:b/>
         <w:bCs/>
       </w:rPr>
@@ -3784,7 +3616,7 @@
         <w:spacing w:before="0" w:after="0" w:line="240" w:lineRule="auto"/>
       </w:pPr>
       <w:rPr>
-        <w:rFonts w:asciiTheme="majorHAnsi" w:eastAsiaTheme="majorEastAsia" w:hAnsiTheme="majorHAnsi" w:cstheme="majorBidi"/>
+        <w:rFonts/>
         <w:b/>
         <w:bCs/>
       </w:rPr>
@@ -3805,7 +3637,7 @@
         <w:spacing w:before="0" w:after="0" w:line="240" w:lineRule="auto"/>
       </w:pPr>
       <w:rPr>
-        <w:rFonts w:asciiTheme="majorHAnsi" w:eastAsiaTheme="majorEastAsia" w:hAnsiTheme="majorHAnsi" w:cstheme="majorBidi"/>
+        <w:rFonts/>
         <w:b/>
         <w:bCs/>
       </w:rPr>
@@ -3823,14 +3655,14 @@
     </w:tblStylePr>
     <w:tblStylePr w:type="firstCol">
       <w:rPr>
-        <w:rFonts w:asciiTheme="majorHAnsi" w:eastAsiaTheme="majorEastAsia" w:hAnsiTheme="majorHAnsi" w:cstheme="majorBidi"/>
+        <w:rFonts/>
         <w:b/>
         <w:bCs/>
       </w:rPr>
     </w:tblStylePr>
     <w:tblStylePr w:type="lastCol">
       <w:rPr>
-        <w:rFonts w:asciiTheme="majorHAnsi" w:eastAsiaTheme="majorEastAsia" w:hAnsiTheme="majorHAnsi" w:cstheme="majorBidi"/>
+        <w:rFonts/>
         <w:b/>
         <w:bCs/>
       </w:rPr>
@@ -3914,7 +3746,7 @@
         <w:spacing w:before="0" w:after="0" w:line="240" w:lineRule="auto"/>
       </w:pPr>
       <w:rPr>
-        <w:rFonts w:asciiTheme="majorHAnsi" w:eastAsiaTheme="majorEastAsia" w:hAnsiTheme="majorHAnsi" w:cstheme="majorBidi"/>
+        <w:rFonts/>
         <w:b/>
         <w:bCs/>
       </w:rPr>
@@ -3935,7 +3767,7 @@
         <w:spacing w:before="0" w:after="0" w:line="240" w:lineRule="auto"/>
       </w:pPr>
       <w:rPr>
-        <w:rFonts w:asciiTheme="majorHAnsi" w:eastAsiaTheme="majorEastAsia" w:hAnsiTheme="majorHAnsi" w:cstheme="majorBidi"/>
+        <w:rFonts/>
         <w:b/>
         <w:bCs/>
       </w:rPr>
@@ -3953,14 +3785,14 @@
     </w:tblStylePr>
     <w:tblStylePr w:type="firstCol">
       <w:rPr>
-        <w:rFonts w:asciiTheme="majorHAnsi" w:eastAsiaTheme="majorEastAsia" w:hAnsiTheme="majorHAnsi" w:cstheme="majorBidi"/>
+        <w:rFonts/>
         <w:b/>
         <w:bCs/>
       </w:rPr>
     </w:tblStylePr>
     <w:tblStylePr w:type="lastCol">
       <w:rPr>
-        <w:rFonts w:asciiTheme="majorHAnsi" w:eastAsiaTheme="majorEastAsia" w:hAnsiTheme="majorHAnsi" w:cstheme="majorBidi"/>
+        <w:rFonts/>
         <w:b/>
         <w:bCs/>
       </w:rPr>
@@ -4044,7 +3876,7 @@
         <w:spacing w:before="0" w:after="0" w:line="240" w:lineRule="auto"/>
       </w:pPr>
       <w:rPr>
-        <w:rFonts w:asciiTheme="majorHAnsi" w:eastAsiaTheme="majorEastAsia" w:hAnsiTheme="majorHAnsi" w:cstheme="majorBidi"/>
+        <w:rFonts/>
         <w:b/>
         <w:bCs/>
       </w:rPr>
@@ -4065,7 +3897,7 @@
         <w:spacing w:before="0" w:after="0" w:line="240" w:lineRule="auto"/>
       </w:pPr>
       <w:rPr>
-        <w:rFonts w:asciiTheme="majorHAnsi" w:eastAsiaTheme="majorEastAsia" w:hAnsiTheme="majorHAnsi" w:cstheme="majorBidi"/>
+        <w:rFonts/>
         <w:b/>
         <w:bCs/>
       </w:rPr>
@@ -4083,14 +3915,14 @@
     </w:tblStylePr>
     <w:tblStylePr w:type="firstCol">
       <w:rPr>
-        <w:rFonts w:asciiTheme="majorHAnsi" w:eastAsiaTheme="majorEastAsia" w:hAnsiTheme="majorHAnsi" w:cstheme="majorBidi"/>
+        <w:rFonts/>
         <w:b/>
         <w:bCs/>
       </w:rPr>
     </w:tblStylePr>
     <w:tblStylePr w:type="lastCol">
       <w:rPr>
-        <w:rFonts w:asciiTheme="majorHAnsi" w:eastAsiaTheme="majorEastAsia" w:hAnsiTheme="majorHAnsi" w:cstheme="majorBidi"/>
+        <w:rFonts/>
         <w:b/>
         <w:bCs/>
       </w:rPr>
@@ -5955,7 +5787,7 @@
     </w:tblPr>
     <w:tblStylePr w:type="firstRow">
       <w:rPr>
-        <w:rFonts w:asciiTheme="majorHAnsi" w:eastAsiaTheme="majorEastAsia" w:hAnsiTheme="majorHAnsi" w:cstheme="majorBidi"/>
+        <w:rFonts/>
       </w:rPr>
       <w:tblPr/>
       <w:tcPr>
@@ -6039,7 +5871,7 @@
     </w:tblPr>
     <w:tblStylePr w:type="firstRow">
       <w:rPr>
-        <w:rFonts w:asciiTheme="majorHAnsi" w:eastAsiaTheme="majorEastAsia" w:hAnsiTheme="majorHAnsi" w:cstheme="majorBidi"/>
+        <w:rFonts/>
       </w:rPr>
       <w:tblPr/>
       <w:tcPr>
@@ -6123,7 +5955,7 @@
     </w:tblPr>
     <w:tblStylePr w:type="firstRow">
       <w:rPr>
-        <w:rFonts w:asciiTheme="majorHAnsi" w:eastAsiaTheme="majorEastAsia" w:hAnsiTheme="majorHAnsi" w:cstheme="majorBidi"/>
+        <w:rFonts/>
       </w:rPr>
       <w:tblPr/>
       <w:tcPr>
@@ -6207,7 +6039,7 @@
     </w:tblPr>
     <w:tblStylePr w:type="firstRow">
       <w:rPr>
-        <w:rFonts w:asciiTheme="majorHAnsi" w:eastAsiaTheme="majorEastAsia" w:hAnsiTheme="majorHAnsi" w:cstheme="majorBidi"/>
+        <w:rFonts/>
       </w:rPr>
       <w:tblPr/>
       <w:tcPr>
@@ -6291,7 +6123,7 @@
     </w:tblPr>
     <w:tblStylePr w:type="firstRow">
       <w:rPr>
-        <w:rFonts w:asciiTheme="majorHAnsi" w:eastAsiaTheme="majorEastAsia" w:hAnsiTheme="majorHAnsi" w:cstheme="majorBidi"/>
+        <w:rFonts/>
       </w:rPr>
       <w:tblPr/>
       <w:tcPr>
@@ -6375,7 +6207,7 @@
     </w:tblPr>
     <w:tblStylePr w:type="firstRow">
       <w:rPr>
-        <w:rFonts w:asciiTheme="majorHAnsi" w:eastAsiaTheme="majorEastAsia" w:hAnsiTheme="majorHAnsi" w:cstheme="majorBidi"/>
+        <w:rFonts/>
       </w:rPr>
       <w:tblPr/>
       <w:tcPr>
@@ -6459,7 +6291,7 @@
     </w:tblPr>
     <w:tblStylePr w:type="firstRow">
       <w:rPr>
-        <w:rFonts w:asciiTheme="majorHAnsi" w:eastAsiaTheme="majorEastAsia" w:hAnsiTheme="majorHAnsi" w:cstheme="majorBidi"/>
+        <w:rFonts/>
       </w:rPr>
       <w:tblPr/>
       <w:tcPr>
@@ -6524,7 +6356,7 @@
       <w:spacing w:after="0" w:line="240" w:lineRule="auto"/>
     </w:pPr>
     <w:rPr>
-      <w:rFonts w:asciiTheme="majorHAnsi" w:eastAsiaTheme="majorEastAsia" w:hAnsiTheme="majorHAnsi" w:cstheme="majorBidi"/>
+      <w:rFonts/>
       <w:color w:val="000000" w:themeColor="text1"/>
     </w:rPr>
     <w:tblPr>
@@ -6652,7 +6484,7 @@
       <w:spacing w:after="0" w:line="240" w:lineRule="auto"/>
     </w:pPr>
     <w:rPr>
-      <w:rFonts w:asciiTheme="majorHAnsi" w:eastAsiaTheme="majorEastAsia" w:hAnsiTheme="majorHAnsi" w:cstheme="majorBidi"/>
+      <w:rFonts/>
       <w:color w:val="000000" w:themeColor="text1"/>
     </w:rPr>
     <w:tblPr>
@@ -6780,7 +6612,7 @@
       <w:spacing w:after="0" w:line="240" w:lineRule="auto"/>
     </w:pPr>
     <w:rPr>
-      <w:rFonts w:asciiTheme="majorHAnsi" w:eastAsiaTheme="majorEastAsia" w:hAnsiTheme="majorHAnsi" w:cstheme="majorBidi"/>
+      <w:rFonts/>
       <w:color w:val="000000" w:themeColor="text1"/>
     </w:rPr>
     <w:tblPr>
@@ -6908,7 +6740,7 @@
       <w:spacing w:after="0" w:line="240" w:lineRule="auto"/>
     </w:pPr>
     <w:rPr>
-      <w:rFonts w:asciiTheme="majorHAnsi" w:eastAsiaTheme="majorEastAsia" w:hAnsiTheme="majorHAnsi" w:cstheme="majorBidi"/>
+      <w:rFonts/>
       <w:color w:val="000000" w:themeColor="text1"/>
     </w:rPr>
     <w:tblPr>
@@ -7036,7 +6868,7 @@
       <w:spacing w:after="0" w:line="240" w:lineRule="auto"/>
     </w:pPr>
     <w:rPr>
-      <w:rFonts w:asciiTheme="majorHAnsi" w:eastAsiaTheme="majorEastAsia" w:hAnsiTheme="majorHAnsi" w:cstheme="majorBidi"/>
+      <w:rFonts/>
       <w:color w:val="000000" w:themeColor="text1"/>
     </w:rPr>
     <w:tblPr>
@@ -7164,7 +6996,7 @@
       <w:spacing w:after="0" w:line="240" w:lineRule="auto"/>
     </w:pPr>
     <w:rPr>
-      <w:rFonts w:asciiTheme="majorHAnsi" w:eastAsiaTheme="majorEastAsia" w:hAnsiTheme="majorHAnsi" w:cstheme="majorBidi"/>
+      <w:rFonts/>
       <w:color w:val="000000" w:themeColor="text1"/>
     </w:rPr>
     <w:tblPr>
@@ -7292,7 +7124,7 @@
       <w:spacing w:after="0" w:line="240" w:lineRule="auto"/>
     </w:pPr>
     <w:rPr>
-      <w:rFonts w:asciiTheme="majorHAnsi" w:eastAsiaTheme="majorEastAsia" w:hAnsiTheme="majorHAnsi" w:cstheme="majorBidi"/>
+      <w:rFonts/>
       <w:color w:val="000000" w:themeColor="text1"/>
     </w:rPr>
     <w:tblPr>
@@ -7931,7 +7763,7 @@
       <w:spacing w:after="0" w:line="240" w:lineRule="auto"/>
     </w:pPr>
     <w:rPr>
-      <w:rFonts w:asciiTheme="majorHAnsi" w:eastAsiaTheme="majorEastAsia" w:hAnsiTheme="majorHAnsi" w:cstheme="majorBidi"/>
+      <w:rFonts/>
       <w:color w:val="000000" w:themeColor="text1"/>
     </w:rPr>
     <w:tblPr>
@@ -8056,7 +7888,7 @@
       <w:spacing w:after="0" w:line="240" w:lineRule="auto"/>
     </w:pPr>
     <w:rPr>
-      <w:rFonts w:asciiTheme="majorHAnsi" w:eastAsiaTheme="majorEastAsia" w:hAnsiTheme="majorHAnsi" w:cstheme="majorBidi"/>
+      <w:rFonts/>
       <w:color w:val="000000" w:themeColor="text1"/>
     </w:rPr>
     <w:tblPr>
@@ -8181,7 +8013,7 @@
       <w:spacing w:after="0" w:line="240" w:lineRule="auto"/>
     </w:pPr>
     <w:rPr>
-      <w:rFonts w:asciiTheme="majorHAnsi" w:eastAsiaTheme="majorEastAsia" w:hAnsiTheme="majorHAnsi" w:cstheme="majorBidi"/>
+      <w:rFonts/>
       <w:color w:val="000000" w:themeColor="text1"/>
     </w:rPr>
     <w:tblPr>
@@ -8306,7 +8138,7 @@
       <w:spacing w:after="0" w:line="240" w:lineRule="auto"/>
     </w:pPr>
     <w:rPr>
-      <w:rFonts w:asciiTheme="majorHAnsi" w:eastAsiaTheme="majorEastAsia" w:hAnsiTheme="majorHAnsi" w:cstheme="majorBidi"/>
+      <w:rFonts/>
       <w:color w:val="000000" w:themeColor="text1"/>
     </w:rPr>
     <w:tblPr>
@@ -8431,7 +8263,7 @@
       <w:spacing w:after="0" w:line="240" w:lineRule="auto"/>
     </w:pPr>
     <w:rPr>
-      <w:rFonts w:asciiTheme="majorHAnsi" w:eastAsiaTheme="majorEastAsia" w:hAnsiTheme="majorHAnsi" w:cstheme="majorBidi"/>
+      <w:rFonts/>
       <w:color w:val="000000" w:themeColor="text1"/>
     </w:rPr>
     <w:tblPr>
@@ -8556,7 +8388,7 @@
       <w:spacing w:after="0" w:line="240" w:lineRule="auto"/>
     </w:pPr>
     <w:rPr>
-      <w:rFonts w:asciiTheme="majorHAnsi" w:eastAsiaTheme="majorEastAsia" w:hAnsiTheme="majorHAnsi" w:cstheme="majorBidi"/>
+      <w:rFonts/>
       <w:color w:val="000000" w:themeColor="text1"/>
     </w:rPr>
     <w:tblPr>
@@ -8681,7 +8513,7 @@
       <w:spacing w:after="0" w:line="240" w:lineRule="auto"/>
     </w:pPr>
     <w:rPr>
-      <w:rFonts w:asciiTheme="majorHAnsi" w:eastAsiaTheme="majorEastAsia" w:hAnsiTheme="majorHAnsi" w:cstheme="majorBidi"/>
+      <w:rFonts/>
       <w:color w:val="000000" w:themeColor="text1"/>
     </w:rPr>
     <w:tblPr>
